--- a/docx/Parts/Part23.docx
+++ b/docx/Parts/Part23.docx
@@ -1041,7 +1041,7 @@
         <w:rPr>
           <w:color w:val="0000FF"/>
         </w:rPr>
-        <w:instrText xml:space="preserve"> REF _Numd19e3361 \h </w:instrText>
+        <w:instrText xml:space="preserve"> REF _Numd19e3356 \h </w:instrText>
       </w:r>
       <w:r>
         <w:fldChar w:fldCharType="separate"/>
@@ -1087,7 +1087,7 @@
         <w:rPr>
           <w:color w:val="0000FF"/>
         </w:rPr>
-        <w:instrText xml:space="preserve"> REF _Numd19e3374 \h </w:instrText>
+        <w:instrText xml:space="preserve"> REF _Numd19e3369 \h </w:instrText>
       </w:r>
       <w:r>
         <w:fldChar w:fldCharType="separate"/>
@@ -1133,7 +1133,7 @@
         <w:rPr>
           <w:color w:val="0000FF"/>
         </w:rPr>
-        <w:instrText xml:space="preserve"> REF _Numd19e3407 \h </w:instrText>
+        <w:instrText xml:space="preserve"> REF _Numd19e3402 \h </w:instrText>
       </w:r>
       <w:r>
         <w:fldChar w:fldCharType="separate"/>
@@ -1179,7 +1179,7 @@
         <w:rPr>
           <w:color w:val="0000FF"/>
         </w:rPr>
-        <w:instrText xml:space="preserve"> REF _Numd19e3429 \h </w:instrText>
+        <w:instrText xml:space="preserve"> REF _Numd19e3424 \h </w:instrText>
       </w:r>
       <w:r>
         <w:fldChar w:fldCharType="separate"/>
@@ -1225,7 +1225,7 @@
         <w:rPr>
           <w:color w:val="0000FF"/>
         </w:rPr>
-        <w:instrText xml:space="preserve"> REF _Numd19e3540 \h </w:instrText>
+        <w:instrText xml:space="preserve"> REF _Numd19e3535 \h </w:instrText>
       </w:r>
       <w:r>
         <w:fldChar w:fldCharType="separate"/>
@@ -1271,7 +1271,7 @@
         <w:rPr>
           <w:color w:val="0000FF"/>
         </w:rPr>
-        <w:instrText xml:space="preserve"> REF _Numd19e3553 \h </w:instrText>
+        <w:instrText xml:space="preserve"> REF _Numd19e3548 \h </w:instrText>
       </w:r>
       <w:r>
         <w:fldChar w:fldCharType="separate"/>
@@ -1317,7 +1317,7 @@
         <w:rPr>
           <w:color w:val="0000FF"/>
         </w:rPr>
-        <w:instrText xml:space="preserve"> REF _Numd19e3588 \h </w:instrText>
+        <w:instrText xml:space="preserve"> REF _Numd19e3583 \h </w:instrText>
       </w:r>
       <w:r>
         <w:fldChar w:fldCharType="separate"/>
@@ -1363,7 +1363,7 @@
         <w:rPr>
           <w:color w:val="0000FF"/>
         </w:rPr>
-        <w:instrText xml:space="preserve"> REF _Numd19e3615 \h </w:instrText>
+        <w:instrText xml:space="preserve"> REF _Numd19e3610 \h </w:instrText>
       </w:r>
       <w:r>
         <w:fldChar w:fldCharType="separate"/>
@@ -1409,7 +1409,7 @@
         <w:rPr>
           <w:color w:val="0000FF"/>
         </w:rPr>
-        <w:instrText xml:space="preserve"> REF _Numd19e3724 \h </w:instrText>
+        <w:instrText xml:space="preserve"> REF _Numd19e3719 \h </w:instrText>
       </w:r>
       <w:r>
         <w:fldChar w:fldCharType="separate"/>
@@ -1455,7 +1455,7 @@
         <w:rPr>
           <w:color w:val="0000FF"/>
         </w:rPr>
-        <w:instrText xml:space="preserve"> REF _Numd19e3778 \h </w:instrText>
+        <w:instrText xml:space="preserve"> REF _Numd19e3773 \h </w:instrText>
       </w:r>
       <w:r>
         <w:fldChar w:fldCharType="separate"/>
@@ -1501,7 +1501,7 @@
         <w:rPr>
           <w:color w:val="0000FF"/>
         </w:rPr>
-        <w:instrText xml:space="preserve"> REF _Numd19e3862 \h </w:instrText>
+        <w:instrText xml:space="preserve"> REF _Numd19e3857 \h </w:instrText>
       </w:r>
       <w:r>
         <w:fldChar w:fldCharType="separate"/>
@@ -1547,7 +1547,7 @@
         <w:rPr>
           <w:color w:val="0000FF"/>
         </w:rPr>
-        <w:instrText xml:space="preserve"> REF _Numd19e3875 \h </w:instrText>
+        <w:instrText xml:space="preserve"> REF _Numd19e3870 \h </w:instrText>
       </w:r>
       <w:r>
         <w:fldChar w:fldCharType="separate"/>
@@ -1593,7 +1593,7 @@
         <w:rPr>
           <w:color w:val="0000FF"/>
         </w:rPr>
-        <w:instrText xml:space="preserve"> REF _Numd19e3917 \h </w:instrText>
+        <w:instrText xml:space="preserve"> REF _Numd19e3912 \h </w:instrText>
       </w:r>
       <w:r>
         <w:fldChar w:fldCharType="separate"/>
@@ -1639,7 +1639,7 @@
         <w:rPr>
           <w:color w:val="0000FF"/>
         </w:rPr>
-        <w:instrText xml:space="preserve"> REF _Numd19e3949 \h </w:instrText>
+        <w:instrText xml:space="preserve"> REF _Numd19e3944 \h </w:instrText>
       </w:r>
       <w:r>
         <w:fldChar w:fldCharType="separate"/>
@@ -1685,7 +1685,7 @@
         <w:rPr>
           <w:color w:val="0000FF"/>
         </w:rPr>
-        <w:instrText xml:space="preserve"> REF _Numd19e4001 \h </w:instrText>
+        <w:instrText xml:space="preserve"> REF _Numd19e3996 \h </w:instrText>
       </w:r>
       <w:r>
         <w:fldChar w:fldCharType="separate"/>
@@ -1731,7 +1731,7 @@
         <w:rPr>
           <w:color w:val="0000FF"/>
         </w:rPr>
-        <w:instrText xml:space="preserve"> REF _Numd19e4033 \h </w:instrText>
+        <w:instrText xml:space="preserve"> REF _Numd19e4028 \h </w:instrText>
       </w:r>
       <w:r>
         <w:fldChar w:fldCharType="separate"/>
@@ -1777,7 +1777,7 @@
         <w:rPr>
           <w:color w:val="0000FF"/>
         </w:rPr>
-        <w:instrText xml:space="preserve"> REF _Numd19e4088 \h </w:instrText>
+        <w:instrText xml:space="preserve"> REF _Numd19e4083 \h </w:instrText>
       </w:r>
       <w:r>
         <w:fldChar w:fldCharType="separate"/>
@@ -1823,7 +1823,7 @@
         <w:rPr>
           <w:color w:val="0000FF"/>
         </w:rPr>
-        <w:instrText xml:space="preserve"> REF _Numd19e4110 \h </w:instrText>
+        <w:instrText xml:space="preserve"> REF _Numd19e4105 \h </w:instrText>
       </w:r>
       <w:r>
         <w:fldChar w:fldCharType="separate"/>
@@ -1869,7 +1869,7 @@
         <w:rPr>
           <w:color w:val="0000FF"/>
         </w:rPr>
-        <w:instrText xml:space="preserve"> REF _Numd19e4163 \h </w:instrText>
+        <w:instrText xml:space="preserve"> REF _Numd19e4158 \h </w:instrText>
       </w:r>
       <w:r>
         <w:fldChar w:fldCharType="separate"/>
@@ -1915,7 +1915,7 @@
         <w:rPr>
           <w:color w:val="0000FF"/>
         </w:rPr>
-        <w:instrText xml:space="preserve"> REF _Numd19e4176 \h </w:instrText>
+        <w:instrText xml:space="preserve"> REF _Numd19e4171 \h </w:instrText>
       </w:r>
       <w:r>
         <w:fldChar w:fldCharType="separate"/>
@@ -1961,7 +1961,7 @@
         <w:rPr>
           <w:color w:val="0000FF"/>
         </w:rPr>
-        <w:instrText xml:space="preserve"> REF _Numd19e4195 \h </w:instrText>
+        <w:instrText xml:space="preserve"> REF _Numd19e4190 \h </w:instrText>
       </w:r>
       <w:r>
         <w:fldChar w:fldCharType="separate"/>
@@ -2007,7 +2007,7 @@
         <w:rPr>
           <w:color w:val="0000FF"/>
         </w:rPr>
-        <w:instrText xml:space="preserve"> REF _Numd19e4236 \h </w:instrText>
+        <w:instrText xml:space="preserve"> REF _Numd19e4231 \h </w:instrText>
       </w:r>
       <w:r>
         <w:fldChar w:fldCharType="separate"/>
@@ -2053,7 +2053,7 @@
         <w:rPr>
           <w:color w:val="0000FF"/>
         </w:rPr>
-        <w:instrText xml:space="preserve"> REF _Numd19e4267 \h </w:instrText>
+        <w:instrText xml:space="preserve"> REF _Numd19e4262 \h </w:instrText>
       </w:r>
       <w:r>
         <w:fldChar w:fldCharType="separate"/>
@@ -2099,7 +2099,7 @@
         <w:rPr>
           <w:color w:val="0000FF"/>
         </w:rPr>
-        <w:instrText xml:space="preserve"> REF _Numd19e4282 \h </w:instrText>
+        <w:instrText xml:space="preserve"> REF _Numd19e4277 \h </w:instrText>
       </w:r>
       <w:r>
         <w:fldChar w:fldCharType="separate"/>
@@ -2145,7 +2145,7 @@
         <w:rPr>
           <w:color w:val="0000FF"/>
         </w:rPr>
-        <w:instrText xml:space="preserve"> REF _Numd19e4296 \h </w:instrText>
+        <w:instrText xml:space="preserve"> REF _Numd19e4291 \h </w:instrText>
       </w:r>
       <w:r>
         <w:fldChar w:fldCharType="separate"/>
@@ -2191,7 +2191,7 @@
         <w:rPr>
           <w:color w:val="0000FF"/>
         </w:rPr>
-        <w:instrText xml:space="preserve"> REF _Numd19e4311 \h </w:instrText>
+        <w:instrText xml:space="preserve"> REF _Numd19e4306 \h </w:instrText>
       </w:r>
       <w:r>
         <w:fldChar w:fldCharType="separate"/>
@@ -2237,7 +2237,7 @@
         <w:rPr>
           <w:color w:val="0000FF"/>
         </w:rPr>
-        <w:instrText xml:space="preserve"> REF _Numd19e4325 \h </w:instrText>
+        <w:instrText xml:space="preserve"> REF _Numd19e4320 \h </w:instrText>
       </w:r>
       <w:r>
         <w:fldChar w:fldCharType="separate"/>
@@ -8498,13 +8498,7 @@
         <w:t>52.223-9</w:t>
       </w:r>
       <w:r>
-        <w:t xml:space="preserve">, Estimate of Percentage of Recovered Material Content for EPA-designated Items, in solicitations and contracts exceeding </w:t>
-      </w:r>
-      <w:r>
-        <w:t>$200,000</w:t>
-      </w:r>
-      <w:r>
-        <w:t xml:space="preserve"> that are for, or specify the use of, EPA-designated items containing recovered materials. If technical personnel advise that estimates can be verified, use the clause with its Alternate I.</w:t>
+        <w:t>, Estimate of Percentage of Recovered Material Content for EPA-designated Items, in solicitations and contracts exceeding $200,000 that are for, or specify the use of, EPA-designated items containing recovered materials. If technical personnel advise that estimates can be verified, use the clause with its Alternate I.</w:t>
       </w:r>
     </w:p>
     <w:p xmlns:tce="http://www.TCE.com">
@@ -9126,9 +9120,9 @@
       <w:pPr>
         <w:pStyle w:val="Heading2"/>
       </w:pPr>
-      <w:bookmarkStart w:id="79" w:name="_Numd19e3361"/>
-      <w:bookmarkStart w:id="80" w:name="_Refd19e3361"/>
-      <w:bookmarkStart w:id="81" w:name="_Tocd19e3361"/>
+      <w:bookmarkStart w:id="79" w:name="_Numd19e3356"/>
+      <w:bookmarkStart w:id="80" w:name="_Refd19e3356"/>
+      <w:bookmarkStart w:id="81" w:name="_Tocd19e3356"/>
       <w:r>
         <w:t/>
       </w:r>
@@ -9147,9 +9141,9 @@
       <w:pPr>
         <w:pStyle w:val="Heading3"/>
       </w:pPr>
-      <w:bookmarkStart w:id="82" w:name="_Numd19e3374"/>
-      <w:bookmarkStart w:id="83" w:name="_Refd19e3374"/>
-      <w:bookmarkStart w:id="84" w:name="_Tocd19e3374"/>
+      <w:bookmarkStart w:id="82" w:name="_Numd19e3369"/>
+      <w:bookmarkStart w:id="83" w:name="_Refd19e3369"/>
+      <w:bookmarkStart w:id="84" w:name="_Tocd19e3369"/>
       <w:r>
         <w:t/>
       </w:r>
@@ -9172,8 +9166,8 @@
           <w:numId w:val="173"/>
         </w:numPr>
       </w:pPr>
-      <w:bookmarkStart w:id="86" w:name="_Tocd19e3383"/>
-      <w:bookmarkStart w:id="85" w:name="_Refd19e3383"/>
+      <w:bookmarkStart w:id="86" w:name="_Tocd19e3378"/>
+      <w:bookmarkStart w:id="85" w:name="_Refd19e3378"/>
       <w:r>
         <w:t/>
       </w:r>
@@ -9210,9 +9204,9 @@
       <w:pPr>
         <w:pStyle w:val="Heading3"/>
       </w:pPr>
-      <w:bookmarkStart w:id="87" w:name="_Numd19e3407"/>
-      <w:bookmarkStart w:id="88" w:name="_Refd19e3407"/>
-      <w:bookmarkStart w:id="89" w:name="_Tocd19e3407"/>
+      <w:bookmarkStart w:id="87" w:name="_Numd19e3402"/>
+      <w:bookmarkStart w:id="88" w:name="_Refd19e3402"/>
+      <w:bookmarkStart w:id="89" w:name="_Tocd19e3402"/>
       <w:r>
         <w:t/>
       </w:r>
@@ -9250,9 +9244,9 @@
       <w:pPr>
         <w:pStyle w:val="Heading3"/>
       </w:pPr>
-      <w:bookmarkStart w:id="90" w:name="_Numd19e3429"/>
-      <w:bookmarkStart w:id="91" w:name="_Refd19e3429"/>
-      <w:bookmarkStart w:id="92" w:name="_Tocd19e3429"/>
+      <w:bookmarkStart w:id="90" w:name="_Numd19e3424"/>
+      <w:bookmarkStart w:id="91" w:name="_Refd19e3424"/>
+      <w:bookmarkStart w:id="92" w:name="_Tocd19e3424"/>
       <w:r>
         <w:t/>
       </w:r>
@@ -9275,8 +9269,8 @@
           <w:numId w:val="174"/>
         </w:numPr>
       </w:pPr>
-      <w:bookmarkStart w:id="94" w:name="_Tocd19e3438"/>
-      <w:bookmarkStart w:id="93" w:name="_Refd19e3438"/>
+      <w:bookmarkStart w:id="94" w:name="_Tocd19e3433"/>
+      <w:bookmarkStart w:id="93" w:name="_Refd19e3433"/>
       <w:r>
         <w:t/>
       </w:r>
@@ -9326,8 +9320,8 @@
           <w:numId w:val="175"/>
         </w:numPr>
       </w:pPr>
-      <w:bookmarkStart w:id="96" w:name="_Tocd19e3457"/>
-      <w:bookmarkStart w:id="95" w:name="_Refd19e3457"/>
+      <w:bookmarkStart w:id="96" w:name="_Tocd19e3452"/>
+      <w:bookmarkStart w:id="95" w:name="_Refd19e3452"/>
       <w:r>
         <w:t/>
       </w:r>
@@ -9512,9 +9506,9 @@
       <w:pPr>
         <w:pStyle w:val="Heading2"/>
       </w:pPr>
-      <w:bookmarkStart w:id="97" w:name="_Numd19e3540"/>
-      <w:bookmarkStart w:id="98" w:name="_Refd19e3540"/>
-      <w:bookmarkStart w:id="99" w:name="_Tocd19e3540"/>
+      <w:bookmarkStart w:id="97" w:name="_Numd19e3535"/>
+      <w:bookmarkStart w:id="98" w:name="_Refd19e3535"/>
+      <w:bookmarkStart w:id="99" w:name="_Tocd19e3535"/>
       <w:r>
         <w:t/>
       </w:r>
@@ -9533,9 +9527,9 @@
       <w:pPr>
         <w:pStyle w:val="Heading3"/>
       </w:pPr>
-      <w:bookmarkStart w:id="100" w:name="_Numd19e3553"/>
-      <w:bookmarkStart w:id="101" w:name="_Refd19e3553"/>
-      <w:bookmarkStart w:id="102" w:name="_Tocd19e3553"/>
+      <w:bookmarkStart w:id="100" w:name="_Numd19e3548"/>
+      <w:bookmarkStart w:id="101" w:name="_Refd19e3548"/>
+      <w:bookmarkStart w:id="102" w:name="_Tocd19e3548"/>
       <w:r>
         <w:t/>
       </w:r>
@@ -9600,9 +9594,9 @@
       <w:pPr>
         <w:pStyle w:val="Heading3"/>
       </w:pPr>
-      <w:bookmarkStart w:id="103" w:name="_Numd19e3588"/>
-      <w:bookmarkStart w:id="104" w:name="_Refd19e3588"/>
-      <w:bookmarkStart w:id="105" w:name="_Tocd19e3588"/>
+      <w:bookmarkStart w:id="103" w:name="_Numd19e3583"/>
+      <w:bookmarkStart w:id="104" w:name="_Refd19e3583"/>
+      <w:bookmarkStart w:id="105" w:name="_Tocd19e3583"/>
       <w:r>
         <w:t/>
       </w:r>
@@ -9651,9 +9645,9 @@
       <w:pPr>
         <w:pStyle w:val="Heading3"/>
       </w:pPr>
-      <w:bookmarkStart w:id="106" w:name="_Numd19e3615"/>
-      <w:bookmarkStart w:id="107" w:name="_Refd19e3615"/>
-      <w:bookmarkStart w:id="108" w:name="_Tocd19e3615"/>
+      <w:bookmarkStart w:id="106" w:name="_Numd19e3610"/>
+      <w:bookmarkStart w:id="107" w:name="_Refd19e3610"/>
+      <w:bookmarkStart w:id="108" w:name="_Tocd19e3610"/>
       <w:r>
         <w:t/>
       </w:r>
@@ -9676,8 +9670,8 @@
           <w:numId w:val="179"/>
         </w:numPr>
       </w:pPr>
-      <w:bookmarkStart w:id="110" w:name="_Tocd19e3624"/>
-      <w:bookmarkStart w:id="109" w:name="_Refd19e3624"/>
+      <w:bookmarkStart w:id="110" w:name="_Tocd19e3619"/>
+      <w:bookmarkStart w:id="109" w:name="_Refd19e3619"/>
       <w:r>
         <w:t/>
       </w:r>
@@ -9697,8 +9691,8 @@
           <w:numId w:val="180"/>
         </w:numPr>
       </w:pPr>
-      <w:bookmarkStart w:id="112" w:name="_Tocd19e3632"/>
-      <w:bookmarkStart w:id="111" w:name="_Refd19e3632"/>
+      <w:bookmarkStart w:id="112" w:name="_Tocd19e3627"/>
+      <w:bookmarkStart w:id="111" w:name="_Refd19e3627"/>
       <w:r>
         <w:t/>
       </w:r>
@@ -9796,8 +9790,8 @@
           <w:numId w:val="181"/>
         </w:numPr>
       </w:pPr>
-      <w:bookmarkStart w:id="114" w:name="_Tocd19e3669"/>
-      <w:bookmarkStart w:id="113" w:name="_Refd19e3669"/>
+      <w:bookmarkStart w:id="114" w:name="_Tocd19e3664"/>
+      <w:bookmarkStart w:id="113" w:name="_Refd19e3664"/>
       <w:r>
         <w:t/>
       </w:r>
@@ -9857,8 +9851,8 @@
           <w:numId w:val="182"/>
         </w:numPr>
       </w:pPr>
-      <w:bookmarkStart w:id="116" w:name="_Tocd19e3692"/>
-      <w:bookmarkStart w:id="115" w:name="_Refd19e3692"/>
+      <w:bookmarkStart w:id="116" w:name="_Tocd19e3687"/>
+      <w:bookmarkStart w:id="115" w:name="_Refd19e3687"/>
       <w:r>
         <w:t/>
       </w:r>
@@ -9916,9 +9910,9 @@
       <w:pPr>
         <w:pStyle w:val="Heading3"/>
       </w:pPr>
-      <w:bookmarkStart w:id="117" w:name="_Numd19e3724"/>
-      <w:bookmarkStart w:id="118" w:name="_Refd19e3724"/>
-      <w:bookmarkStart w:id="119" w:name="_Tocd19e3724"/>
+      <w:bookmarkStart w:id="117" w:name="_Numd19e3719"/>
+      <w:bookmarkStart w:id="118" w:name="_Refd19e3719"/>
+      <w:bookmarkStart w:id="119" w:name="_Tocd19e3719"/>
       <w:r>
         <w:t/>
       </w:r>
@@ -9941,8 +9935,8 @@
           <w:numId w:val="183"/>
         </w:numPr>
       </w:pPr>
-      <w:bookmarkStart w:id="121" w:name="_Tocd19e3733"/>
-      <w:bookmarkStart w:id="120" w:name="_Refd19e3733"/>
+      <w:bookmarkStart w:id="121" w:name="_Tocd19e3728"/>
+      <w:bookmarkStart w:id="120" w:name="_Refd19e3728"/>
       <w:r>
         <w:t/>
       </w:r>
@@ -10035,9 +10029,9 @@
       <w:pPr>
         <w:pStyle w:val="Heading3"/>
       </w:pPr>
-      <w:bookmarkStart w:id="122" w:name="_Numd19e3778"/>
-      <w:bookmarkStart w:id="123" w:name="_Refd19e3778"/>
-      <w:bookmarkStart w:id="124" w:name="_Tocd19e3778"/>
+      <w:bookmarkStart w:id="122" w:name="_Numd19e3773"/>
+      <w:bookmarkStart w:id="123" w:name="_Refd19e3773"/>
+      <w:bookmarkStart w:id="124" w:name="_Tocd19e3773"/>
       <w:r>
         <w:t/>
       </w:r>
@@ -10107,7 +10101,7 @@
         <w:rPr>
           <w:color w:val="0000FF"/>
         </w:rPr>
-        <w:instrText xml:space="preserve"> REF _Numd19e3588 \h </w:instrText>
+        <w:instrText xml:space="preserve"> REF _Numd19e3583 \h </w:instrText>
       </w:r>
       <w:r>
         <w:fldChar w:fldCharType="separate"/>
@@ -10239,9 +10233,9 @@
       <w:pPr>
         <w:pStyle w:val="Heading2"/>
       </w:pPr>
-      <w:bookmarkStart w:id="125" w:name="_Numd19e3862"/>
-      <w:bookmarkStart w:id="126" w:name="_Refd19e3862"/>
-      <w:bookmarkStart w:id="127" w:name="_Tocd19e3862"/>
+      <w:bookmarkStart w:id="125" w:name="_Numd19e3857"/>
+      <w:bookmarkStart w:id="126" w:name="_Refd19e3857"/>
+      <w:bookmarkStart w:id="127" w:name="_Tocd19e3857"/>
       <w:r>
         <w:t/>
       </w:r>
@@ -10260,9 +10254,9 @@
       <w:pPr>
         <w:pStyle w:val="Heading3"/>
       </w:pPr>
-      <w:bookmarkStart w:id="128" w:name="_Numd19e3875"/>
-      <w:bookmarkStart w:id="129" w:name="_Refd19e3875"/>
-      <w:bookmarkStart w:id="130" w:name="_Tocd19e3875"/>
+      <w:bookmarkStart w:id="128" w:name="_Numd19e3870"/>
+      <w:bookmarkStart w:id="129" w:name="_Refd19e3870"/>
+      <w:bookmarkStart w:id="130" w:name="_Tocd19e3870"/>
       <w:r>
         <w:t/>
       </w:r>
@@ -10293,8 +10287,8 @@
           <w:numId w:val="187"/>
         </w:numPr>
       </w:pPr>
-      <w:bookmarkStart w:id="132" w:name="_Tocd19e3886"/>
-      <w:bookmarkStart w:id="131" w:name="_Refd19e3886"/>
+      <w:bookmarkStart w:id="132" w:name="_Tocd19e3881"/>
+      <w:bookmarkStart w:id="131" w:name="_Refd19e3881"/>
       <w:r>
         <w:t/>
       </w:r>
@@ -10350,9 +10344,9 @@
       <w:pPr>
         <w:pStyle w:val="Heading3"/>
       </w:pPr>
-      <w:bookmarkStart w:id="133" w:name="_Numd19e3917"/>
-      <w:bookmarkStart w:id="134" w:name="_Refd19e3917"/>
-      <w:bookmarkStart w:id="135" w:name="_Tocd19e3917"/>
+      <w:bookmarkStart w:id="133" w:name="_Numd19e3912"/>
+      <w:bookmarkStart w:id="134" w:name="_Refd19e3912"/>
+      <w:bookmarkStart w:id="135" w:name="_Tocd19e3912"/>
       <w:r>
         <w:t/>
       </w:r>
@@ -10422,9 +10416,9 @@
       <w:pPr>
         <w:pStyle w:val="Heading3"/>
       </w:pPr>
-      <w:bookmarkStart w:id="136" w:name="_Numd19e3949"/>
-      <w:bookmarkStart w:id="137" w:name="_Refd19e3949"/>
-      <w:bookmarkStart w:id="138" w:name="_Tocd19e3949"/>
+      <w:bookmarkStart w:id="136" w:name="_Numd19e3944"/>
+      <w:bookmarkStart w:id="137" w:name="_Refd19e3944"/>
+      <w:bookmarkStart w:id="138" w:name="_Tocd19e3944"/>
       <w:r>
         <w:t/>
       </w:r>
@@ -10447,8 +10441,8 @@
           <w:numId w:val="188"/>
         </w:numPr>
       </w:pPr>
-      <w:bookmarkStart w:id="140" w:name="_Tocd19e3958"/>
-      <w:bookmarkStart w:id="139" w:name="_Refd19e3958"/>
+      <w:bookmarkStart w:id="140" w:name="_Tocd19e3953"/>
+      <w:bookmarkStart w:id="139" w:name="_Refd19e3953"/>
       <w:r>
         <w:t/>
       </w:r>
@@ -10537,9 +10531,9 @@
       <w:pPr>
         <w:pStyle w:val="Heading3"/>
       </w:pPr>
-      <w:bookmarkStart w:id="141" w:name="_Numd19e4001"/>
-      <w:bookmarkStart w:id="142" w:name="_Refd19e4001"/>
-      <w:bookmarkStart w:id="143" w:name="_Tocd19e4001"/>
+      <w:bookmarkStart w:id="141" w:name="_Numd19e3996"/>
+      <w:bookmarkStart w:id="142" w:name="_Refd19e3996"/>
+      <w:bookmarkStart w:id="143" w:name="_Tocd19e3996"/>
       <w:r>
         <w:t/>
       </w:r>
@@ -10596,9 +10590,9 @@
       <w:pPr>
         <w:pStyle w:val="Heading3"/>
       </w:pPr>
-      <w:bookmarkStart w:id="144" w:name="_Numd19e4033"/>
-      <w:bookmarkStart w:id="145" w:name="_Refd19e4033"/>
-      <w:bookmarkStart w:id="146" w:name="_Tocd19e4033"/>
+      <w:bookmarkStart w:id="144" w:name="_Numd19e4028"/>
+      <w:bookmarkStart w:id="145" w:name="_Refd19e4028"/>
+      <w:bookmarkStart w:id="146" w:name="_Tocd19e4028"/>
       <w:r>
         <w:t/>
       </w:r>
@@ -10640,8 +10634,8 @@
           <w:numId w:val="190"/>
         </w:numPr>
       </w:pPr>
-      <w:bookmarkStart w:id="148" w:name="_Tocd19e4048"/>
-      <w:bookmarkStart w:id="147" w:name="_Refd19e4048"/>
+      <w:bookmarkStart w:id="148" w:name="_Tocd19e4043"/>
+      <w:bookmarkStart w:id="147" w:name="_Refd19e4043"/>
       <w:r>
         <w:t/>
       </w:r>
@@ -10680,8 +10674,8 @@
           <w:numId w:val="191"/>
         </w:numPr>
       </w:pPr>
-      <w:bookmarkStart w:id="150" w:name="_Tocd19e4063"/>
-      <w:bookmarkStart w:id="149" w:name="_Refd19e4063"/>
+      <w:bookmarkStart w:id="150" w:name="_Tocd19e4058"/>
+      <w:bookmarkStart w:id="149" w:name="_Refd19e4058"/>
       <w:r>
         <w:t/>
       </w:r>
@@ -10720,9 +10714,9 @@
       <w:pPr>
         <w:pStyle w:val="Heading3"/>
       </w:pPr>
-      <w:bookmarkStart w:id="151" w:name="_Numd19e4088"/>
-      <w:bookmarkStart w:id="152" w:name="_Refd19e4088"/>
-      <w:bookmarkStart w:id="153" w:name="_Tocd19e4088"/>
+      <w:bookmarkStart w:id="151" w:name="_Numd19e4083"/>
+      <w:bookmarkStart w:id="152" w:name="_Refd19e4083"/>
+      <w:bookmarkStart w:id="153" w:name="_Tocd19e4083"/>
       <w:r>
         <w:t/>
       </w:r>
@@ -10760,9 +10754,9 @@
       <w:pPr>
         <w:pStyle w:val="Heading3"/>
       </w:pPr>
-      <w:bookmarkStart w:id="154" w:name="_Numd19e4110"/>
-      <w:bookmarkStart w:id="155" w:name="_Refd19e4110"/>
-      <w:bookmarkStart w:id="156" w:name="_Tocd19e4110"/>
+      <w:bookmarkStart w:id="154" w:name="_Numd19e4105"/>
+      <w:bookmarkStart w:id="155" w:name="_Refd19e4105"/>
+      <w:bookmarkStart w:id="156" w:name="_Tocd19e4105"/>
       <w:r>
         <w:t/>
       </w:r>
@@ -10785,8 +10779,8 @@
           <w:numId w:val="192"/>
         </w:numPr>
       </w:pPr>
-      <w:bookmarkStart w:id="158" w:name="_Tocd19e4119"/>
-      <w:bookmarkStart w:id="157" w:name="_Refd19e4119"/>
+      <w:bookmarkStart w:id="158" w:name="_Tocd19e4114"/>
+      <w:bookmarkStart w:id="157" w:name="_Refd19e4114"/>
       <w:r>
         <w:t/>
       </w:r>
@@ -10869,9 +10863,9 @@
       <w:pPr>
         <w:pStyle w:val="Heading2"/>
       </w:pPr>
-      <w:bookmarkStart w:id="159" w:name="_Numd19e4163"/>
-      <w:bookmarkStart w:id="160" w:name="_Refd19e4163"/>
-      <w:bookmarkStart w:id="161" w:name="_Tocd19e4163"/>
+      <w:bookmarkStart w:id="159" w:name="_Numd19e4158"/>
+      <w:bookmarkStart w:id="160" w:name="_Refd19e4158"/>
+      <w:bookmarkStart w:id="161" w:name="_Tocd19e4158"/>
       <w:r>
         <w:t/>
       </w:r>
@@ -10890,9 +10884,9 @@
       <w:pPr>
         <w:pStyle w:val="Heading3"/>
       </w:pPr>
-      <w:bookmarkStart w:id="162" w:name="_Numd19e4176"/>
-      <w:bookmarkStart w:id="163" w:name="_Refd19e4176"/>
-      <w:bookmarkStart w:id="164" w:name="_Tocd19e4176"/>
+      <w:bookmarkStart w:id="162" w:name="_Numd19e4171"/>
+      <w:bookmarkStart w:id="163" w:name="_Refd19e4171"/>
+      <w:bookmarkStart w:id="164" w:name="_Tocd19e4171"/>
       <w:r>
         <w:t/>
       </w:r>
@@ -10919,9 +10913,9 @@
       <w:pPr>
         <w:pStyle w:val="Heading3"/>
       </w:pPr>
-      <w:bookmarkStart w:id="165" w:name="_Numd19e4195"/>
-      <w:bookmarkStart w:id="166" w:name="_Refd19e4195"/>
-      <w:bookmarkStart w:id="167" w:name="_Tocd19e4195"/>
+      <w:bookmarkStart w:id="165" w:name="_Numd19e4190"/>
+      <w:bookmarkStart w:id="166" w:name="_Refd19e4190"/>
+      <w:bookmarkStart w:id="167" w:name="_Tocd19e4190"/>
       <w:r>
         <w:t/>
       </w:r>
@@ -10952,8 +10946,8 @@
           <w:numId w:val="193"/>
         </w:numPr>
       </w:pPr>
-      <w:bookmarkStart w:id="169" w:name="_Tocd19e4206"/>
-      <w:bookmarkStart w:id="168" w:name="_Refd19e4206"/>
+      <w:bookmarkStart w:id="169" w:name="_Tocd19e4201"/>
+      <w:bookmarkStart w:id="168" w:name="_Refd19e4201"/>
       <w:r>
         <w:t/>
       </w:r>
@@ -11009,9 +11003,9 @@
       <w:pPr>
         <w:pStyle w:val="Heading3"/>
       </w:pPr>
-      <w:bookmarkStart w:id="170" w:name="_Numd19e4236"/>
-      <w:bookmarkStart w:id="171" w:name="_Refd19e4236"/>
-      <w:bookmarkStart w:id="172" w:name="_Tocd19e4236"/>
+      <w:bookmarkStart w:id="170" w:name="_Numd19e4231"/>
+      <w:bookmarkStart w:id="171" w:name="_Refd19e4231"/>
+      <w:bookmarkStart w:id="172" w:name="_Tocd19e4231"/>
       <w:r>
         <w:t/>
       </w:r>
@@ -11065,9 +11059,9 @@
       <w:pPr>
         <w:pStyle w:val="Heading2"/>
       </w:pPr>
-      <w:bookmarkStart w:id="173" w:name="_Numd19e4267"/>
-      <w:bookmarkStart w:id="174" w:name="_Refd19e4267"/>
-      <w:bookmarkStart w:id="175" w:name="_Tocd19e4267"/>
+      <w:bookmarkStart w:id="173" w:name="_Numd19e4262"/>
+      <w:bookmarkStart w:id="174" w:name="_Refd19e4262"/>
+      <w:bookmarkStart w:id="175" w:name="_Tocd19e4262"/>
       <w:r>
         <w:t/>
       </w:r>
@@ -11086,9 +11080,9 @@
       <w:pPr>
         <w:pStyle w:val="Heading2"/>
       </w:pPr>
-      <w:bookmarkStart w:id="176" w:name="_Numd19e4282"/>
-      <w:bookmarkStart w:id="177" w:name="_Refd19e4282"/>
-      <w:bookmarkStart w:id="178" w:name="_Tocd19e4282"/>
+      <w:bookmarkStart w:id="176" w:name="_Numd19e4277"/>
+      <w:bookmarkStart w:id="177" w:name="_Refd19e4277"/>
+      <w:bookmarkStart w:id="178" w:name="_Tocd19e4277"/>
       <w:r>
         <w:t/>
       </w:r>
@@ -11107,9 +11101,9 @@
       <w:pPr>
         <w:pStyle w:val="Heading2"/>
       </w:pPr>
-      <w:bookmarkStart w:id="179" w:name="_Numd19e4296"/>
-      <w:bookmarkStart w:id="180" w:name="_Refd19e4296"/>
-      <w:bookmarkStart w:id="181" w:name="_Tocd19e4296"/>
+      <w:bookmarkStart w:id="179" w:name="_Numd19e4291"/>
+      <w:bookmarkStart w:id="180" w:name="_Refd19e4291"/>
+      <w:bookmarkStart w:id="181" w:name="_Tocd19e4291"/>
       <w:r>
         <w:t/>
       </w:r>
@@ -11128,9 +11122,9 @@
       <w:pPr>
         <w:pStyle w:val="Heading2"/>
       </w:pPr>
-      <w:bookmarkStart w:id="182" w:name="_Numd19e4311"/>
-      <w:bookmarkStart w:id="183" w:name="_Refd19e4311"/>
-      <w:bookmarkStart w:id="184" w:name="_Tocd19e4311"/>
+      <w:bookmarkStart w:id="182" w:name="_Numd19e4306"/>
+      <w:bookmarkStart w:id="183" w:name="_Refd19e4306"/>
+      <w:bookmarkStart w:id="184" w:name="_Tocd19e4306"/>
       <w:r>
         <w:t/>
       </w:r>
@@ -11149,9 +11143,9 @@
       <w:pPr>
         <w:pStyle w:val="Heading2"/>
       </w:pPr>
-      <w:bookmarkStart w:id="185" w:name="_Numd19e4325"/>
-      <w:bookmarkStart w:id="186" w:name="_Refd19e4325"/>
-      <w:bookmarkStart w:id="187" w:name="_Tocd19e4325"/>
+      <w:bookmarkStart w:id="185" w:name="_Numd19e4320"/>
+      <w:bookmarkStart w:id="186" w:name="_Refd19e4320"/>
+      <w:bookmarkStart w:id="187" w:name="_Tocd19e4320"/>
       <w:r>
         <w:t/>
       </w:r>
@@ -11369,7 +11363,7 @@
         <w:rPr>
           <w:noProof/>
         </w:rPr>
-        <w:t>5302.101   Definitions</w:t>
+        <w:t>Heading 3</w:t>
       </w:r>
     </w:fldSimple>
   </w:p>
@@ -22070,7 +22064,7 @@
   <w:style w:type="paragraph" w:default="1" w:styleId="Normal">
     <w:name w:val="Normal"/>
     <w:qFormat/>
-    <w:rsid w:val="00792F9E"/>
+    <w:rsid w:val="0035396F"/>
     <w:rPr>
       <w:rFonts w:ascii="Times New Roman" w:hAnsi="Times New Roman"/>
     </w:rPr>
@@ -22187,67 +22181,42 @@
   </w:style>
   <w:style w:type="paragraph" w:styleId="Heading6">
     <w:name w:val="heading 6"/>
-    <w:basedOn w:val="Normal"/>
+    <w:basedOn w:val="Heading4"/>
     <w:next w:val="BodyText"/>
     <w:link w:val="Heading6Char"/>
     <w:uiPriority w:val="9"/>
     <w:unhideWhenUsed/>
     <w:qFormat/>
-    <w:rsid w:val="00D068E1"/>
+    <w:rsid w:val="002D4362"/>
     <w:pPr>
-      <w:keepNext/>
-      <w:keepLines/>
-      <w:spacing w:before="40"/>
       <w:outlineLvl w:val="5"/>
     </w:pPr>
-    <w:rPr>
-      <w:rFonts w:eastAsiaTheme="majorEastAsia" w:cstheme="majorBidi"/>
-      <w:color w:val="1F3763" w:themeColor="accent1" w:themeShade="7F"/>
-    </w:rPr>
   </w:style>
   <w:style w:type="paragraph" w:styleId="Heading7">
     <w:name w:val="heading 7"/>
-    <w:basedOn w:val="Normal"/>
+    <w:basedOn w:val="Heading6"/>
     <w:next w:val="BodyText"/>
     <w:link w:val="Heading7Char"/>
     <w:uiPriority w:val="9"/>
     <w:unhideWhenUsed/>
     <w:qFormat/>
-    <w:rsid w:val="005043CB"/>
+    <w:rsid w:val="002D4362"/>
     <w:pPr>
-      <w:keepNext/>
-      <w:keepLines/>
-      <w:spacing w:before="40"/>
       <w:outlineLvl w:val="6"/>
     </w:pPr>
-    <w:rPr>
-      <w:rFonts w:asciiTheme="majorHAnsi" w:eastAsiaTheme="majorEastAsia" w:hAnsiTheme="majorHAnsi" w:cstheme="majorBidi"/>
-      <w:i/>
-      <w:iCs/>
-      <w:color w:val="1F3763" w:themeColor="accent1" w:themeShade="7F"/>
-    </w:rPr>
   </w:style>
   <w:style w:type="paragraph" w:styleId="Heading8">
     <w:name w:val="heading 8"/>
-    <w:basedOn w:val="Normal"/>
+    <w:basedOn w:val="Heading7"/>
     <w:next w:val="BodyText"/>
     <w:link w:val="Heading8Char"/>
     <w:uiPriority w:val="9"/>
     <w:unhideWhenUsed/>
     <w:qFormat/>
-    <w:rsid w:val="005043CB"/>
+    <w:rsid w:val="002D4362"/>
     <w:pPr>
-      <w:keepNext/>
-      <w:keepLines/>
-      <w:spacing w:before="40"/>
       <w:outlineLvl w:val="7"/>
     </w:pPr>
-    <w:rPr>
-      <w:rFonts w:asciiTheme="majorHAnsi" w:eastAsiaTheme="majorEastAsia" w:hAnsiTheme="majorHAnsi" w:cstheme="majorBidi"/>
-      <w:color w:val="272727" w:themeColor="text1" w:themeTint="D8"/>
-      <w:sz w:val="21"/>
-      <w:szCs w:val="21"/>
-    </w:rPr>
   </w:style>
   <w:style w:type="paragraph" w:styleId="Heading9">
     <w:name w:val="heading 9"/>
@@ -22498,10 +22467,11 @@
     <w:basedOn w:val="DefaultParagraphFont"/>
     <w:link w:val="Heading6"/>
     <w:uiPriority w:val="9"/>
-    <w:rsid w:val="00D068E1"/>
+    <w:rsid w:val="002D4362"/>
     <w:rPr>
       <w:rFonts w:ascii="Times New Roman" w:eastAsiaTheme="majorEastAsia" w:hAnsi="Times New Roman" w:cstheme="majorBidi"/>
-      <w:color w:val="1F3763" w:themeColor="accent1" w:themeShade="7F"/>
+      <w:b/>
+      <w:iCs/>
     </w:rPr>
   </w:style>
   <w:style w:type="character" w:customStyle="1" w:styleId="Heading7Char">
@@ -22509,12 +22479,11 @@
     <w:basedOn w:val="DefaultParagraphFont"/>
     <w:link w:val="Heading7"/>
     <w:uiPriority w:val="9"/>
-    <w:rsid w:val="005043CB"/>
+    <w:rsid w:val="002D4362"/>
     <w:rPr>
-      <w:rFonts w:asciiTheme="majorHAnsi" w:eastAsiaTheme="majorEastAsia" w:hAnsiTheme="majorHAnsi" w:cstheme="majorBidi"/>
-      <w:i/>
+      <w:rFonts w:ascii="Times New Roman" w:eastAsiaTheme="majorEastAsia" w:hAnsi="Times New Roman" w:cstheme="majorBidi"/>
+      <w:b/>
       <w:iCs/>
-      <w:color w:val="1F3763" w:themeColor="accent1" w:themeShade="7F"/>
     </w:rPr>
   </w:style>
   <w:style w:type="character" w:customStyle="1" w:styleId="Heading8Char">
@@ -22522,12 +22491,11 @@
     <w:basedOn w:val="DefaultParagraphFont"/>
     <w:link w:val="Heading8"/>
     <w:uiPriority w:val="9"/>
-    <w:rsid w:val="005043CB"/>
+    <w:rsid w:val="002D4362"/>
     <w:rPr>
-      <w:rFonts w:asciiTheme="majorHAnsi" w:eastAsiaTheme="majorEastAsia" w:hAnsiTheme="majorHAnsi" w:cstheme="majorBidi"/>
-      <w:color w:val="272727" w:themeColor="text1" w:themeTint="D8"/>
-      <w:sz w:val="21"/>
-      <w:szCs w:val="21"/>
+      <w:rFonts w:ascii="Times New Roman" w:eastAsiaTheme="majorEastAsia" w:hAnsi="Times New Roman" w:cstheme="majorBidi"/>
+      <w:b/>
+      <w:iCs/>
     </w:rPr>
   </w:style>
   <w:style w:type="character" w:customStyle="1" w:styleId="Heading9Char">
